--- a/TCC/App_GeoSafe/4_Pesqusisa/Pesquisa_V2/Produto_v2.docx
+++ b/TCC/App_GeoSafe/4_Pesqusisa/Pesquisa_V2/Produto_v2.docx
@@ -419,15 +419,7 @@
           <w:sz w:val="24"/>
           <w:szCs w:val="24"/>
         </w:rPr>
-        <w:t xml:space="preserve"> são voltados para seg</w:t>
-      </w:r>
-      <w:r>
-        <w:rPr>
-          <w:rFonts w:ascii="Arial" w:hAnsi="Arial" w:cs="Arial"/>
-          <w:sz w:val="24"/>
-          <w:szCs w:val="24"/>
-        </w:rPr>
-        <w:t>urança e localização, permitindo acompanhar pessoas em tempo real e agir rapidamente em situações de emer</w:t>
+        <w:t xml:space="preserve"> são voltados para segurança e localização, permitindo acompanhar pessoas em tempo real e agir rapidamente em situações de emer</w:t>
       </w:r>
       <w:r>
         <w:rPr>
@@ -437,23 +429,13 @@
         </w:rPr>
         <w:t xml:space="preserve">gência. Uma das funções desses </w:t>
       </w:r>
-      <w:proofErr w:type="spellStart"/>
-      <w:r>
-        <w:rPr>
-          <w:rFonts w:ascii="Arial" w:hAnsi="Arial" w:cs="Arial"/>
-          <w:sz w:val="24"/>
-          <w:szCs w:val="24"/>
-        </w:rPr>
-        <w:t>Apps</w:t>
-      </w:r>
-      <w:proofErr w:type="spellEnd"/>
-      <w:r>
-        <w:rPr>
-          <w:rFonts w:ascii="Arial" w:hAnsi="Arial" w:cs="Arial"/>
-          <w:sz w:val="24"/>
-          <w:szCs w:val="24"/>
-        </w:rPr>
-        <w:t xml:space="preserve"> é aumentar a proteção dos usuários, principalmente em momentos de risco. </w:t>
+      <w:r>
+        <w:rPr>
+          <w:rFonts w:ascii="Arial" w:hAnsi="Arial" w:cs="Arial"/>
+          <w:sz w:val="24"/>
+          <w:szCs w:val="24"/>
+        </w:rPr>
+        <w:t xml:space="preserve">Apps é aumentar a proteção dos usuários, principalmente em momentos de risco. </w:t>
       </w:r>
     </w:p>
     <w:p>
@@ -605,57 +587,23 @@
         </w:rPr>
         <w:t xml:space="preserve"> </w:t>
       </w:r>
-      <w:proofErr w:type="spellStart"/>
-      <w:r>
-        <w:rPr>
-          <w:rFonts w:ascii="Arial" w:hAnsi="Arial" w:cs="Arial"/>
-          <w:sz w:val="24"/>
-          <w:szCs w:val="24"/>
-        </w:rPr>
-        <w:t>Bipper</w:t>
-      </w:r>
-      <w:proofErr w:type="spellEnd"/>
-      <w:r>
-        <w:rPr>
-          <w:rFonts w:ascii="Arial" w:hAnsi="Arial" w:cs="Arial"/>
-          <w:sz w:val="24"/>
-          <w:szCs w:val="24"/>
-        </w:rPr>
-        <w:t xml:space="preserve"> </w:t>
-      </w:r>
-      <w:proofErr w:type="gramStart"/>
-      <w:r>
-        <w:rPr>
-          <w:rFonts w:ascii="Arial" w:hAnsi="Arial" w:cs="Arial"/>
-          <w:sz w:val="24"/>
-          <w:szCs w:val="24"/>
-        </w:rPr>
-        <w:t xml:space="preserve">USA, </w:t>
-      </w:r>
-      <w:r>
-        <w:rPr>
-          <w:rFonts w:ascii="Arial" w:hAnsi="Arial" w:cs="Arial"/>
-          <w:sz w:val="24"/>
-          <w:szCs w:val="24"/>
-        </w:rPr>
-        <w:t xml:space="preserve"> </w:t>
-      </w:r>
-      <w:r>
-        <w:rPr>
-          <w:rFonts w:ascii="Arial" w:hAnsi="Arial" w:cs="Arial"/>
-          <w:sz w:val="24"/>
-          <w:szCs w:val="24"/>
-        </w:rPr>
-        <w:t>Inc.</w:t>
-      </w:r>
-      <w:proofErr w:type="gramEnd"/>
-      <w:r>
-        <w:rPr>
-          <w:rFonts w:ascii="Arial" w:hAnsi="Arial" w:cs="Arial"/>
-          <w:sz w:val="24"/>
-          <w:szCs w:val="24"/>
-        </w:rPr>
-        <w:t xml:space="preserve"> tem foco maior em segurança pessoal, com funções voltadas para emergências, enquanto o Arcanjo </w:t>
+      <w:r>
+        <w:rPr>
+          <w:rFonts w:ascii="Arial" w:hAnsi="Arial" w:cs="Arial"/>
+          <w:sz w:val="24"/>
+          <w:szCs w:val="24"/>
+        </w:rPr>
+        <w:t>Mobile Software AS</w:t>
+      </w:r>
+      <w:bookmarkStart w:id="0" w:name="_GoBack"/>
+      <w:bookmarkEnd w:id="0"/>
+      <w:r>
+        <w:rPr>
+          <w:rFonts w:ascii="Arial" w:hAnsi="Arial" w:cs="Arial"/>
+          <w:sz w:val="24"/>
+          <w:szCs w:val="24"/>
+        </w:rPr>
+        <w:t xml:space="preserve">. tem foco maior em segurança pessoal, com funções voltadas para emergências, enquanto o Arcanjo </w:t>
       </w:r>
       <w:r>
         <w:rPr>
@@ -727,8 +675,6 @@
           <w:szCs w:val="24"/>
         </w:rPr>
       </w:pPr>
-      <w:bookmarkStart w:id="0" w:name="_GoBack"/>
-      <w:bookmarkEnd w:id="0"/>
       <w:r>
         <w:rPr>
           <w:rFonts w:ascii="Arial" w:hAnsi="Arial" w:cs="Arial"/>
@@ -2419,7 +2365,7 @@
             <w:b/>
             <w:noProof/>
           </w:rPr>
-          <w:t>2</w:t>
+          <w:t>4</w:t>
         </w:r>
         <w:r>
           <w:rPr>
@@ -3227,7 +3173,7 @@
 </file>
 
 <file path=customXml/itemProps1.xml><?xml version="1.0" encoding="utf-8"?>
-<ds:datastoreItem xmlns:ds="http://schemas.openxmlformats.org/officeDocument/2006/customXml" ds:itemID="{D8744485-4451-453E-BEA4-816BE4548B93}">
+<ds:datastoreItem xmlns:ds="http://schemas.openxmlformats.org/officeDocument/2006/customXml" ds:itemID="{FCD11F50-2F22-46C8-8BCD-0135AC2B95C5}">
   <ds:schemaRefs>
     <ds:schemaRef ds:uri="http://schemas.openxmlformats.org/officeDocument/2006/bibliography"/>
   </ds:schemaRefs>
